--- a/CÔNG TY TNHH DEMAN (VIỆT NAM) MÁY NÉN KHÍ TIẾT KIỆM NĂNG LƯỢNG/DEMAN_Cập nhật CSH/Mẫu 12.docx
+++ b/CÔNG TY TNHH DEMAN (VIỆT NAM) MÁY NÉN KHÍ TIẾT KIỆM NĂNG LƯỢNG/DEMAN_Cập nhật CSH/Mẫu 12.docx
@@ -1774,18 +1774,855 @@
     </w:p>
     <w:p>
       <w:pPr>
+        <w:spacing w:before="120" w:line="276" w:lineRule="auto"/>
         <w:jc w:val="center"/>
         <w:rPr>
           <w:sz w:val="28"/>
           <w:szCs w:val="28"/>
-        </w:rPr>
-      </w:pPr>
-      <w:r>
-        <w:rPr>
-          <w:sz w:val="28"/>
-          <w:szCs w:val="28"/>
+          <w:vertAlign w:val="superscript"/>
+        </w:rPr>
+      </w:pPr>
+      <w:bookmarkStart w:id="4" w:name="_Hlk177941885"/>
+      <w:bookmarkStart w:id="5" w:name="_Hlk177941696"/>
+      <w:r>
+        <w:rPr>
+          <w:bCs/>
+          <w:kern w:val="28"/>
+          <w:sz w:val="28"/>
+          <w:szCs w:val="32"/>
         </w:rPr>
         <w:lastRenderedPageBreak/>
+        <w:t xml:space="preserve">THÔNG BÁO </w:t>
+      </w:r>
+      <w:r>
+        <w:rPr>
+          <w:sz w:val="28"/>
+          <w:szCs w:val="28"/>
+        </w:rPr>
+        <w:t xml:space="preserve">THAY ĐỔI </w:t>
+      </w:r>
+      <w:bookmarkEnd w:id="4"/>
+      <w:r>
+        <w:rPr>
+          <w:sz w:val="28"/>
+          <w:szCs w:val="28"/>
+        </w:rPr>
+        <w:t>NGÀNH, NGHỀ KINH DOANH</w:t>
+      </w:r>
+      <w:bookmarkEnd w:id="5"/>
+      <w:r>
+        <w:rPr>
+          <w:rStyle w:val="FootnoteReference"/>
+        </w:rPr>
+        <w:footnoteReference w:customMarkFollows="1" w:id="2"/>
+        <w:t>1</w:t>
+      </w:r>
+    </w:p>
+    <w:p>
+      <w:pPr>
+        <w:spacing w:before="240" w:after="120" w:line="340" w:lineRule="exact"/>
+        <w:ind w:firstLine="720"/>
+        <w:jc w:val="both"/>
+        <w:rPr>
+          <w:sz w:val="28"/>
+          <w:szCs w:val="28"/>
+        </w:rPr>
+      </w:pPr>
+      <w:r>
+        <w:rPr>
+          <w:b/>
+          <w:sz w:val="28"/>
+          <w:szCs w:val="28"/>
+        </w:rPr>
+        <w:t xml:space="preserve">1. Bổ sung ngành, nghề kinh doanh sau </w:t>
+      </w:r>
+      <w:r>
+        <w:rPr>
+          <w:sz w:val="28"/>
+          <w:szCs w:val="28"/>
+        </w:rPr>
+        <w:t>(</w:t>
+      </w:r>
+      <w:r>
+        <w:rPr>
+          <w:i/>
+          <w:sz w:val="28"/>
+          <w:szCs w:val="28"/>
+        </w:rPr>
+        <w:t>kê khai trong trường hợp doanh nghiệp thông báo bổ sung ngành, nghề kinh doanh vào danh sách ngành, nghề kinh doanh đã đăng ký với cơ quan đăng ký kinh doanh</w:t>
+      </w:r>
+      <w:r>
+        <w:rPr>
+          <w:sz w:val="28"/>
+          <w:szCs w:val="28"/>
+        </w:rPr>
+        <w:t>):</w:t>
+      </w:r>
+    </w:p>
+    <w:tbl>
+      <w:tblPr>
+        <w:tblW w:w="9214" w:type="dxa"/>
+        <w:tblInd w:w="108" w:type="dxa"/>
+        <w:tblBorders>
+          <w:top w:val="single" w:sz="4" w:space="0" w:color="000000"/>
+          <w:left w:val="single" w:sz="4" w:space="0" w:color="000000"/>
+          <w:bottom w:val="single" w:sz="4" w:space="0" w:color="000000"/>
+          <w:right w:val="single" w:sz="4" w:space="0" w:color="000000"/>
+          <w:insideH w:val="single" w:sz="4" w:space="0" w:color="000000"/>
+          <w:insideV w:val="single" w:sz="4" w:space="0" w:color="000000"/>
+        </w:tblBorders>
+        <w:tblLook w:val="04A0" w:firstRow="1" w:lastRow="0" w:firstColumn="1" w:lastColumn="0" w:noHBand="0" w:noVBand="1"/>
+      </w:tblPr>
+      <w:tblGrid>
+        <w:gridCol w:w="810"/>
+        <w:gridCol w:w="6165"/>
+        <w:gridCol w:w="992"/>
+        <w:gridCol w:w="1247"/>
+      </w:tblGrid>
+      <w:tr>
+        <w:tc>
+          <w:tcPr>
+            <w:tcW w:w="810" w:type="dxa"/>
+          </w:tcPr>
+          <w:p>
+            <w:pPr>
+              <w:spacing w:before="120" w:line="340" w:lineRule="exact"/>
+              <w:jc w:val="center"/>
+              <w:rPr>
+                <w:sz w:val="28"/>
+                <w:szCs w:val="28"/>
+              </w:rPr>
+            </w:pPr>
+            <w:r>
+              <w:rPr>
+                <w:sz w:val="28"/>
+                <w:szCs w:val="28"/>
+              </w:rPr>
+              <w:t>STT</w:t>
+            </w:r>
+          </w:p>
+        </w:tc>
+        <w:tc>
+          <w:tcPr>
+            <w:tcW w:w="6165" w:type="dxa"/>
+          </w:tcPr>
+          <w:p>
+            <w:pPr>
+              <w:spacing w:before="120" w:line="340" w:lineRule="exact"/>
+              <w:jc w:val="center"/>
+              <w:rPr>
+                <w:sz w:val="28"/>
+                <w:szCs w:val="28"/>
+              </w:rPr>
+            </w:pPr>
+            <w:r>
+              <w:rPr>
+                <w:sz w:val="28"/>
+                <w:szCs w:val="28"/>
+              </w:rPr>
+              <w:t xml:space="preserve">Tên ngành, nghề kinh doanh </w:t>
+            </w:r>
+          </w:p>
+          <w:p>
+            <w:pPr>
+              <w:spacing w:line="340" w:lineRule="exact"/>
+              <w:jc w:val="center"/>
+              <w:rPr>
+                <w:sz w:val="28"/>
+                <w:szCs w:val="28"/>
+              </w:rPr>
+            </w:pPr>
+            <w:r>
+              <w:rPr>
+                <w:sz w:val="28"/>
+                <w:szCs w:val="28"/>
+              </w:rPr>
+              <w:t>được bổ sung</w:t>
+            </w:r>
+          </w:p>
+        </w:tc>
+        <w:tc>
+          <w:tcPr>
+            <w:tcW w:w="992" w:type="dxa"/>
+          </w:tcPr>
+          <w:p>
+            <w:pPr>
+              <w:spacing w:before="120" w:line="340" w:lineRule="exact"/>
+              <w:jc w:val="center"/>
+              <w:rPr>
+                <w:sz w:val="28"/>
+                <w:szCs w:val="28"/>
+              </w:rPr>
+            </w:pPr>
+            <w:r>
+              <w:rPr>
+                <w:sz w:val="28"/>
+                <w:szCs w:val="28"/>
+              </w:rPr>
+              <w:t>Mã ngành</w:t>
+            </w:r>
+          </w:p>
+        </w:tc>
+        <w:tc>
+          <w:tcPr>
+            <w:tcW w:w="1247" w:type="dxa"/>
+          </w:tcPr>
+          <w:p>
+            <w:pPr>
+              <w:spacing w:before="120" w:line="340" w:lineRule="exact"/>
+              <w:jc w:val="center"/>
+              <w:rPr>
+                <w:sz w:val="28"/>
+                <w:szCs w:val="28"/>
+              </w:rPr>
+            </w:pPr>
+            <w:r>
+              <w:rPr>
+                <w:rFonts w:eastAsia="Times New Roman"/>
+                <w:sz w:val="28"/>
+                <w:szCs w:val="28"/>
+                <w:lang w:eastAsia="zh-CN"/>
+              </w:rPr>
+              <w:t>Ngành, nghề kinh doanh chính</w:t>
+            </w:r>
+          </w:p>
+        </w:tc>
+      </w:tr>
+      <w:tr>
+        <w:tc>
+          <w:tcPr>
+            <w:tcW w:w="810" w:type="dxa"/>
+          </w:tcPr>
+          <w:p>
+            <w:pPr>
+              <w:spacing w:before="120" w:line="340" w:lineRule="exact"/>
+              <w:jc w:val="both"/>
+              <w:rPr>
+                <w:sz w:val="28"/>
+                <w:szCs w:val="28"/>
+              </w:rPr>
+            </w:pPr>
+            <w:r>
+              <w:rPr>
+                <w:sz w:val="28"/>
+                <w:szCs w:val="28"/>
+              </w:rPr>
+              <w:t>1</w:t>
+            </w:r>
+          </w:p>
+        </w:tc>
+        <w:tc>
+          <w:tcPr>
+            <w:tcW w:w="6165" w:type="dxa"/>
+          </w:tcPr>
+          <w:p>
+            <w:pPr>
+              <w:spacing w:before="120" w:line="340" w:lineRule="exact"/>
+              <w:jc w:val="both"/>
+              <w:rPr>
+                <w:sz w:val="28"/>
+                <w:szCs w:val="28"/>
+              </w:rPr>
+            </w:pPr>
+            <w:r>
+              <w:rPr>
+                <w:sz w:val="28"/>
+                <w:szCs w:val="28"/>
+              </w:rPr>
+              <w:t>Bán buôn vật liệu, thiết bị lắp đặt khác trong xây dựng</w:t>
+            </w:r>
+          </w:p>
+          <w:p>
+            <w:pPr>
+              <w:spacing w:before="120" w:line="340" w:lineRule="exact"/>
+              <w:jc w:val="both"/>
+              <w:rPr>
+                <w:sz w:val="28"/>
+                <w:szCs w:val="28"/>
+              </w:rPr>
+            </w:pPr>
+            <w:r>
+              <w:rPr>
+                <w:sz w:val="28"/>
+                <w:szCs w:val="28"/>
+              </w:rPr>
+              <w:t>Chi tiết: Thực hiện quyền xuất khẩu, quyền nhập khẩu, quyền phân phối bán buôn các hàng hóa theo quy định của pháp luật Việt Nam và các điều ước quốc tế mà Việt Nam là thành viên (mã CPC 622)</w:t>
+            </w:r>
+          </w:p>
+          <w:p>
+            <w:pPr>
+              <w:spacing w:before="120" w:line="340" w:lineRule="exact"/>
+              <w:jc w:val="both"/>
+              <w:rPr>
+                <w:sz w:val="28"/>
+                <w:szCs w:val="28"/>
+              </w:rPr>
+            </w:pPr>
+          </w:p>
+          <w:p>
+            <w:pPr>
+              <w:spacing w:before="120" w:line="340" w:lineRule="exact"/>
+              <w:jc w:val="both"/>
+              <w:rPr>
+                <w:sz w:val="28"/>
+                <w:szCs w:val="28"/>
+              </w:rPr>
+            </w:pPr>
+            <w:r>
+              <w:rPr>
+                <w:sz w:val="28"/>
+                <w:szCs w:val="28"/>
+              </w:rPr>
+              <w:t>Việc thực hiện xuất khẩu, nhập khẩu, phân phối bán buôn phải tuân thủ đúng quy định tại Điều 7 Nghị định số 09/2018/NĐ-CP ngày 15 tháng 01 năm 2018 của Chính phủ về việc quy định chi tiết Luật Thương mại và Luật Quản lý ngoại thương về hoạt động mua bán hàng hóa và các hoạt động liên quan trực tiếp đến mua bán hàng hóa của nhà đầu tư nước ngoài, tổ chức kinh tế có vốn đầu tư nước ngoài tại Việt nam. Đối với các trường hợp phải cấp Giấy phép kinh doanh để thực hiện hoạt động mua bán hàng hóa và các hoạt động liên quan trực tiếp đến mua bán hàng hóa theo quy định tại Khoản 1 Điều 5 Nghị định số 09/2018/NĐ-CP, Tổ chức kinh tế thực hiện dự án đầu tư có trách nhiệm liên hệ Sở Công Thương để thực hiện thủ tục cấp Giấy phép kinh doanh, Giấy phép lập cơ sở bán lẻ (nếu có) theo quy định (trừ các trường hợp không phải cấp Giấy phép kinh doanh quy định tại Điều 6, Điều 50 Nghị định số 09/2018/NĐ-CP).</w:t>
+            </w:r>
+          </w:p>
+        </w:tc>
+        <w:tc>
+          <w:tcPr>
+            <w:tcW w:w="992" w:type="dxa"/>
+          </w:tcPr>
+          <w:p>
+            <w:pPr>
+              <w:spacing w:before="120" w:line="340" w:lineRule="exact"/>
+              <w:jc w:val="both"/>
+              <w:rPr>
+                <w:sz w:val="28"/>
+                <w:szCs w:val="28"/>
+              </w:rPr>
+            </w:pPr>
+            <w:r>
+              <w:rPr>
+                <w:sz w:val="28"/>
+                <w:szCs w:val="28"/>
+              </w:rPr>
+              <w:t>4673</w:t>
+            </w:r>
+          </w:p>
+        </w:tc>
+        <w:tc>
+          <w:tcPr>
+            <w:tcW w:w="1247" w:type="dxa"/>
+          </w:tcPr>
+          <w:p>
+            <w:pPr>
+              <w:spacing w:before="120" w:line="340" w:lineRule="exact"/>
+              <w:jc w:val="both"/>
+              <w:rPr>
+                <w:sz w:val="28"/>
+                <w:szCs w:val="28"/>
+              </w:rPr>
+            </w:pPr>
+          </w:p>
+        </w:tc>
+      </w:tr>
+    </w:tbl>
+    <w:p>
+      <w:pPr>
+        <w:spacing w:before="120" w:after="120" w:line="340" w:lineRule="exact"/>
+        <w:ind w:firstLine="720"/>
+        <w:jc w:val="both"/>
+        <w:rPr>
+          <w:sz w:val="28"/>
+          <w:szCs w:val="28"/>
+        </w:rPr>
+      </w:pPr>
+      <w:r>
+        <w:rPr>
+          <w:b/>
+          <w:sz w:val="28"/>
+          <w:szCs w:val="28"/>
+        </w:rPr>
+        <w:lastRenderedPageBreak/>
+        <w:t>2. Bỏ ngành, nghề kinh doanh</w:t>
+      </w:r>
+      <w:r>
+        <w:rPr>
+          <w:b/>
+          <w:i/>
+          <w:sz w:val="28"/>
+          <w:szCs w:val="28"/>
+        </w:rPr>
+        <w:t xml:space="preserve"> </w:t>
+      </w:r>
+      <w:r>
+        <w:rPr>
+          <w:b/>
+          <w:sz w:val="28"/>
+          <w:szCs w:val="28"/>
+        </w:rPr>
+        <w:t>sau</w:t>
+      </w:r>
+      <w:r>
+        <w:rPr>
+          <w:i/>
+          <w:sz w:val="28"/>
+          <w:szCs w:val="28"/>
+        </w:rPr>
+        <w:t xml:space="preserve"> </w:t>
+      </w:r>
+      <w:r>
+        <w:rPr>
+          <w:sz w:val="28"/>
+          <w:szCs w:val="28"/>
+        </w:rPr>
+        <w:t>(</w:t>
+      </w:r>
+      <w:r>
+        <w:rPr>
+          <w:i/>
+          <w:sz w:val="28"/>
+          <w:szCs w:val="28"/>
+        </w:rPr>
+        <w:t>kê khai trong trường hợp doanh nghiệp thông báo bỏ ngành, nghề kinh doanh khỏi danh sách ngành, nghề kinh doanh đã đăng ký với cơ quan đăng ký kinh doanh</w:t>
+      </w:r>
+      <w:r>
+        <w:rPr>
+          <w:sz w:val="28"/>
+          <w:szCs w:val="28"/>
+        </w:rPr>
+        <w:t>):</w:t>
+      </w:r>
+    </w:p>
+    <w:tbl>
+      <w:tblPr>
+        <w:tblW w:w="9214" w:type="dxa"/>
+        <w:tblInd w:w="108" w:type="dxa"/>
+        <w:tblBorders>
+          <w:top w:val="single" w:sz="4" w:space="0" w:color="000000"/>
+          <w:left w:val="single" w:sz="4" w:space="0" w:color="000000"/>
+          <w:bottom w:val="single" w:sz="4" w:space="0" w:color="000000"/>
+          <w:right w:val="single" w:sz="4" w:space="0" w:color="000000"/>
+          <w:insideH w:val="single" w:sz="4" w:space="0" w:color="000000"/>
+          <w:insideV w:val="single" w:sz="4" w:space="0" w:color="000000"/>
+        </w:tblBorders>
+        <w:tblLook w:val="04A0" w:firstRow="1" w:lastRow="0" w:firstColumn="1" w:lastColumn="0" w:noHBand="0" w:noVBand="1"/>
+      </w:tblPr>
+      <w:tblGrid>
+        <w:gridCol w:w="810"/>
+        <w:gridCol w:w="4435"/>
+        <w:gridCol w:w="2268"/>
+        <w:gridCol w:w="1701"/>
+      </w:tblGrid>
+      <w:tr>
+        <w:tc>
+          <w:tcPr>
+            <w:tcW w:w="810" w:type="dxa"/>
+          </w:tcPr>
+          <w:p>
+            <w:pPr>
+              <w:spacing w:before="120" w:line="340" w:lineRule="exact"/>
+              <w:jc w:val="center"/>
+              <w:rPr>
+                <w:sz w:val="28"/>
+                <w:szCs w:val="28"/>
+              </w:rPr>
+            </w:pPr>
+            <w:r>
+              <w:rPr>
+                <w:sz w:val="28"/>
+                <w:szCs w:val="28"/>
+              </w:rPr>
+              <w:t>STT</w:t>
+            </w:r>
+          </w:p>
+        </w:tc>
+        <w:tc>
+          <w:tcPr>
+            <w:tcW w:w="4435" w:type="dxa"/>
+          </w:tcPr>
+          <w:p>
+            <w:pPr>
+              <w:spacing w:before="120" w:line="340" w:lineRule="exact"/>
+              <w:jc w:val="center"/>
+              <w:rPr>
+                <w:sz w:val="28"/>
+                <w:szCs w:val="28"/>
+              </w:rPr>
+            </w:pPr>
+            <w:r>
+              <w:rPr>
+                <w:sz w:val="28"/>
+                <w:szCs w:val="28"/>
+              </w:rPr>
+              <w:t xml:space="preserve">Tên ngành, nghề kinh doanh </w:t>
+            </w:r>
+          </w:p>
+          <w:p>
+            <w:pPr>
+              <w:spacing w:line="340" w:lineRule="exact"/>
+              <w:jc w:val="center"/>
+              <w:rPr>
+                <w:sz w:val="28"/>
+                <w:szCs w:val="28"/>
+              </w:rPr>
+            </w:pPr>
+            <w:r>
+              <w:rPr>
+                <w:sz w:val="28"/>
+                <w:szCs w:val="28"/>
+              </w:rPr>
+              <w:t>được bỏ khỏi danh sách đã đăng ký</w:t>
+            </w:r>
+          </w:p>
+        </w:tc>
+        <w:tc>
+          <w:tcPr>
+            <w:tcW w:w="2268" w:type="dxa"/>
+          </w:tcPr>
+          <w:p>
+            <w:pPr>
+              <w:spacing w:before="120" w:line="340" w:lineRule="exact"/>
+              <w:jc w:val="center"/>
+              <w:rPr>
+                <w:sz w:val="28"/>
+                <w:szCs w:val="28"/>
+              </w:rPr>
+            </w:pPr>
+            <w:r>
+              <w:rPr>
+                <w:sz w:val="28"/>
+                <w:szCs w:val="28"/>
+              </w:rPr>
+              <w:t>Mã ngành</w:t>
+            </w:r>
+          </w:p>
+        </w:tc>
+        <w:tc>
+          <w:tcPr>
+            <w:tcW w:w="1701" w:type="dxa"/>
+          </w:tcPr>
+          <w:p>
+            <w:pPr>
+              <w:spacing w:before="120" w:line="340" w:lineRule="exact"/>
+              <w:jc w:val="center"/>
+              <w:rPr>
+                <w:sz w:val="28"/>
+                <w:szCs w:val="28"/>
+              </w:rPr>
+            </w:pPr>
+            <w:r>
+              <w:rPr>
+                <w:rFonts w:eastAsia="Times New Roman"/>
+                <w:sz w:val="28"/>
+                <w:szCs w:val="28"/>
+                <w:lang w:eastAsia="zh-CN"/>
+              </w:rPr>
+              <w:t>Ghi chú</w:t>
+            </w:r>
+          </w:p>
+        </w:tc>
+      </w:tr>
+      <w:tr>
+        <w:tc>
+          <w:tcPr>
+            <w:tcW w:w="810" w:type="dxa"/>
+          </w:tcPr>
+          <w:p>
+            <w:pPr>
+              <w:spacing w:before="120" w:line="340" w:lineRule="exact"/>
+              <w:jc w:val="both"/>
+              <w:rPr>
+                <w:sz w:val="28"/>
+                <w:szCs w:val="28"/>
+              </w:rPr>
+            </w:pPr>
+            <w:r>
+              <w:rPr>
+                <w:sz w:val="28"/>
+                <w:szCs w:val="28"/>
+              </w:rPr>
+              <w:t>1</w:t>
+            </w:r>
+          </w:p>
+        </w:tc>
+        <w:tc>
+          <w:tcPr>
+            <w:tcW w:w="4435" w:type="dxa"/>
+          </w:tcPr>
+          <w:p>
+            <w:pPr>
+              <w:spacing w:before="120" w:line="340" w:lineRule="exact"/>
+              <w:jc w:val="both"/>
+              <w:rPr>
+                <w:sz w:val="28"/>
+                <w:szCs w:val="28"/>
+              </w:rPr>
+            </w:pPr>
+            <w:r>
+              <w:rPr>
+                <w:sz w:val="28"/>
+                <w:szCs w:val="28"/>
+              </w:rPr>
+              <w:t>Bán buôn vật liệu, thiết bị lắp đặt khác trong xây dựng</w:t>
+            </w:r>
+          </w:p>
+          <w:p>
+            <w:pPr>
+              <w:spacing w:before="120" w:line="340" w:lineRule="exact"/>
+              <w:jc w:val="both"/>
+              <w:rPr>
+                <w:sz w:val="28"/>
+                <w:szCs w:val="28"/>
+              </w:rPr>
+            </w:pPr>
+            <w:r>
+              <w:rPr>
+                <w:sz w:val="28"/>
+                <w:szCs w:val="28"/>
+              </w:rPr>
+              <w:t>Chi tiết: Thực hiện quyền xuất khẩu, quyền nhập khẩu, quyền phân phối bán buôn các hàng hóa theo quy định của pháp luật Việt Nam và các điều ước quốc tế mà Việt Nam là thành viên (mã CPC 622)</w:t>
+            </w:r>
+          </w:p>
+          <w:p>
+            <w:pPr>
+              <w:spacing w:before="120" w:line="340" w:lineRule="exact"/>
+              <w:jc w:val="both"/>
+              <w:rPr>
+                <w:sz w:val="28"/>
+                <w:szCs w:val="28"/>
+              </w:rPr>
+            </w:pPr>
+          </w:p>
+          <w:p>
+            <w:pPr>
+              <w:spacing w:before="120" w:line="340" w:lineRule="exact"/>
+              <w:jc w:val="both"/>
+              <w:rPr>
+                <w:sz w:val="28"/>
+                <w:szCs w:val="28"/>
+              </w:rPr>
+            </w:pPr>
+            <w:r>
+              <w:rPr>
+                <w:sz w:val="28"/>
+                <w:szCs w:val="28"/>
+              </w:rPr>
+              <w:t>Việc thực hiện xuất khẩu, nhập khẩu, phân phối bán buôn phải tuân thủ đúng quy định tại Điều 7 Nghị định số 09/2018/NĐ-CP ngày 15 tháng 01 năm 2018 của Chính phủ về việc quy định chi tiết Luật Thương mại và Luật Quản lý ngoại thương về hoạt động mua bán hàng hóa và các hoạt động liên quan trực tiếp đến mua bán hàng hóa của nhà đầu tư nước ngoài, tổ chức kinh tế có vốn đầu tư nước ngoài tại Việt nam. Đối với các trường hợp phải cấp Giấy phép kinh doanh để thực hiện hoạt động mua bán hàng hóa và các hoạt động liên quan trực tiếp đến mua bán hàng hóa theo quy định tại Khoản 1 Điều 5 Nghị định số 09/2018/NĐ-CP, Tổ chức kinh tế thực hiện dự án đầu tư có trách nhiệm liên hệ Sở Công Thương để thực hiện thủ tục cấp Giấy phép kinh doanh, Giấy phép lập cơ sở bán lẻ (nếu có) theo quy định (trừ các trường hợp không phải cấp Giấy phép kinh doanh quy định tại Điều 6, Điều 50 Nghị định số 09/2018/NĐ-CP).</w:t>
+            </w:r>
+          </w:p>
+        </w:tc>
+        <w:tc>
+          <w:tcPr>
+            <w:tcW w:w="2268" w:type="dxa"/>
+          </w:tcPr>
+          <w:p>
+            <w:pPr>
+              <w:spacing w:before="120" w:line="340" w:lineRule="exact"/>
+              <w:jc w:val="both"/>
+              <w:rPr>
+                <w:sz w:val="28"/>
+                <w:szCs w:val="28"/>
+              </w:rPr>
+            </w:pPr>
+            <w:r>
+              <w:rPr>
+                <w:sz w:val="28"/>
+                <w:szCs w:val="28"/>
+              </w:rPr>
+              <w:t>4663</w:t>
+            </w:r>
+          </w:p>
+        </w:tc>
+        <w:tc>
+          <w:tcPr>
+            <w:tcW w:w="1701" w:type="dxa"/>
+          </w:tcPr>
+          <w:p>
+            <w:pPr>
+              <w:spacing w:before="120" w:line="340" w:lineRule="exact"/>
+              <w:jc w:val="both"/>
+              <w:rPr>
+                <w:sz w:val="28"/>
+                <w:szCs w:val="28"/>
+              </w:rPr>
+            </w:pPr>
+          </w:p>
+        </w:tc>
+      </w:tr>
+    </w:tbl>
+    <w:p>
+      <w:pPr>
+        <w:spacing w:before="120" w:after="120" w:line="340" w:lineRule="exact"/>
+        <w:ind w:firstLine="720"/>
+        <w:jc w:val="both"/>
+        <w:rPr>
+          <w:sz w:val="28"/>
+          <w:szCs w:val="28"/>
+        </w:rPr>
+      </w:pPr>
+      <w:r>
+        <w:rPr>
+          <w:b/>
+          <w:sz w:val="28"/>
+          <w:szCs w:val="28"/>
+        </w:rPr>
+        <w:lastRenderedPageBreak/>
+        <w:t>3. Sửa đổi chi tiết ngành, nghề kinh doanh sau</w:t>
+      </w:r>
+      <w:r>
+        <w:rPr>
+          <w:b/>
+          <w:i/>
+          <w:sz w:val="28"/>
+          <w:szCs w:val="28"/>
+        </w:rPr>
+        <w:t xml:space="preserve"> </w:t>
+      </w:r>
+      <w:r>
+        <w:rPr>
+          <w:sz w:val="28"/>
+          <w:szCs w:val="28"/>
+        </w:rPr>
+        <w:t>(</w:t>
+      </w:r>
+      <w:r>
+        <w:rPr>
+          <w:i/>
+          <w:sz w:val="28"/>
+          <w:szCs w:val="28"/>
+        </w:rPr>
+        <w:t>kê khai trong trường hợp doanh nghiệp thông báo thay đổi nội dung chi tiết của ngành, nghề kinh doanh đã đăng ký với cơ quan đăng ký kinh doanh</w:t>
+      </w:r>
+      <w:r>
+        <w:rPr>
+          <w:sz w:val="28"/>
+          <w:szCs w:val="28"/>
+        </w:rPr>
+        <w:t>):</w:t>
+      </w:r>
+      <w:r>
+        <w:rPr>
+          <w:sz w:val="28"/>
+          <w:szCs w:val="28"/>
+        </w:rPr>
+        <w:t xml:space="preserve"> Không có</w:t>
+      </w:r>
+    </w:p>
+    <w:p>
+      <w:pPr>
+        <w:spacing w:before="120" w:after="120" w:line="340" w:lineRule="exact"/>
+        <w:ind w:firstLine="720"/>
+        <w:jc w:val="both"/>
+        <w:rPr>
+          <w:bCs/>
+          <w:sz w:val="28"/>
+          <w:szCs w:val="22"/>
+        </w:rPr>
+      </w:pPr>
+      <w:r>
+        <w:t xml:space="preserve"> </w:t>
+      </w:r>
+      <w:r>
+        <w:rPr>
+          <w:bCs/>
+          <w:sz w:val="28"/>
+          <w:szCs w:val="22"/>
+        </w:rPr>
+        <w:t>Doanh nghiệp cam kết đáp ứng điều kiện tiếp cận thị trường đối với các ngành nghề thuộc Danh mục ngành, nghề hạn chế tiếp cận thị trường đối với nhà đầu tư nước ngoài theo quy định của pháp luật về đầu tư.</w:t>
+      </w:r>
+    </w:p>
+    <w:p>
+      <w:pPr>
+        <w:spacing w:before="120" w:after="120" w:line="340" w:lineRule="exact"/>
+        <w:ind w:firstLine="720"/>
+        <w:jc w:val="both"/>
+        <w:rPr>
+          <w:sz w:val="28"/>
+          <w:szCs w:val="22"/>
+        </w:rPr>
+      </w:pPr>
+      <w:r>
+        <w:rPr>
+          <w:b/>
+          <w:sz w:val="28"/>
+          <w:szCs w:val="22"/>
+        </w:rPr>
+        <w:t>Lưu ý:</w:t>
+      </w:r>
+      <w:r>
+        <w:rPr>
+          <w:sz w:val="28"/>
+          <w:szCs w:val="22"/>
+        </w:rPr>
+        <w:t xml:space="preserve"> </w:t>
+      </w:r>
+    </w:p>
+    <w:p>
+      <w:pPr>
+        <w:spacing w:before="120" w:after="120" w:line="340" w:lineRule="exact"/>
+        <w:ind w:firstLine="720"/>
+        <w:jc w:val="both"/>
+        <w:rPr>
+          <w:sz w:val="28"/>
+          <w:szCs w:val="22"/>
+        </w:rPr>
+      </w:pPr>
+      <w:r>
+        <w:rPr>
+          <w:sz w:val="28"/>
+          <w:szCs w:val="22"/>
+        </w:rPr>
+        <w:t>- Trường hợp doanh nghiệp thay đổi ngành, nghề kinh doanh từ ngành này sang ngành khác, doanh nghiệp kê khai đồng thời tại mục 1, 2 nêu trên, cụ thể như sau: kê khai ngành, nghề kinh doanh mới tại mục 1; kê khai ngành, nghề kinh doanh cũ tại mục 2.</w:t>
+      </w:r>
+    </w:p>
+    <w:p>
+      <w:pPr>
+        <w:spacing w:before="120" w:after="120" w:line="340" w:lineRule="exact"/>
+        <w:ind w:firstLine="720"/>
+        <w:jc w:val="both"/>
+        <w:rPr>
+          <w:sz w:val="28"/>
+          <w:szCs w:val="22"/>
+        </w:rPr>
+      </w:pPr>
+      <w:r>
+        <w:rPr>
+          <w:sz w:val="28"/>
+          <w:szCs w:val="22"/>
+        </w:rPr>
+        <w:t>- Trường hợp doanh nghiệp thay đổi ngành, nghề kinh doanh chính từ ngành này sang ngành khác nhưng không thay đổi danh sách ngành, nghề kinh doanh đã đăng ký, doanh nghiệp thực hiện cập nhật, bổ sung thông tin đăng ký doanh nghiệp theo quy định tại khoản 1 Điều 57 Nghị định số 168/2025/NĐ-CP ngày 30/6/2025 của Chính phủ về đăng ký doanh nghiệp.</w:t>
+      </w:r>
+    </w:p>
+    <w:p>
+      <w:pPr>
+        <w:spacing w:before="120" w:after="120" w:line="340" w:lineRule="exact"/>
+        <w:ind w:firstLine="720"/>
+        <w:jc w:val="both"/>
+        <w:rPr>
+          <w:sz w:val="28"/>
+          <w:szCs w:val="22"/>
+        </w:rPr>
+      </w:pPr>
+      <w:r>
+        <w:rPr>
+          <w:sz w:val="28"/>
+          <w:szCs w:val="22"/>
+        </w:rPr>
+        <w:t>- Trường hợp chỉ bỏ ngành, nghề kinh doanh chính mà không bổ sung thêm ngành, nghề kinh doanh mới và chọn một ngành, nghề kinh doanh khác trong số các ngành, nghề kinh doanh còn lại đã đăng ký làm ngành, nghề kinh doanh chính thì đồng thời kê khai tại mục 2, 3 nêu trên, cụ thể như sau: kê khai ngành, nghề kinh doanh bị bỏ tại mục 2; kê khai ngành, nghề kinh doanh chính mới tại mục 3.</w:t>
+      </w:r>
+    </w:p>
+    <w:p>
+      <w:pPr>
+        <w:jc w:val="center"/>
+        <w:rPr>
+          <w:sz w:val="28"/>
+          <w:szCs w:val="28"/>
+        </w:rPr>
+      </w:pPr>
+    </w:p>
+    <w:p>
+      <w:pPr>
+        <w:jc w:val="center"/>
+        <w:rPr>
+          <w:sz w:val="28"/>
+          <w:szCs w:val="28"/>
+        </w:rPr>
+      </w:pPr>
+      <w:r>
+        <w:rPr>
+          <w:sz w:val="28"/>
+          <w:szCs w:val="28"/>
+        </w:rPr>
         <w:t>THÔNG BÁO THAY ĐỔI THÔNG TIN VỀ CHỦ SỞ HỮU HƯỞNG LỢI CỦA DOANH NGHIỆP/THÔNG BÁO THAY ĐỔI THÔNG TIN ĐỂ XÁC ĐỊNH CHỦ SỞ HỮU HƯỞNG LỢI</w:t>
       </w:r>
     </w:p>
@@ -2011,7 +2848,7 @@
           <w:szCs w:val="28"/>
           <w:lang w:val="vi-VN"/>
         </w:rPr>
-        <w:footnoteReference w:customMarkFollows="1" w:id="2"/>
+        <w:footnoteReference w:customMarkFollows="1" w:id="3"/>
         <w:t>1</w:t>
       </w:r>
     </w:p>
@@ -2033,10 +2870,86 @@
         <w:rPr>
           <w:sz w:val="28"/>
           <w:szCs w:val="28"/>
+        </w:rPr>
+        <w:t xml:space="preserve">Cập nhật </w:t>
+      </w:r>
+      <w:r>
+        <w:rPr>
+          <w:sz w:val="28"/>
+          <w:szCs w:val="28"/>
+        </w:rPr>
+        <w:t xml:space="preserve">họ </w:t>
+      </w:r>
+      <w:r>
+        <w:rPr>
+          <w:sz w:val="28"/>
+          <w:szCs w:val="28"/>
+        </w:rPr>
+        <w:t xml:space="preserve">tên </w:t>
+      </w:r>
+      <w:r>
+        <w:rPr>
+          <w:sz w:val="28"/>
+          <w:szCs w:val="28"/>
+        </w:rPr>
+        <w:t>đại diện</w:t>
+      </w:r>
+      <w:r>
+        <w:rPr>
+          <w:sz w:val="28"/>
+          <w:szCs w:val="28"/>
+        </w:rPr>
+        <w:t xml:space="preserve"> </w:t>
+      </w:r>
+      <w:r>
+        <w:rPr>
+          <w:sz w:val="28"/>
+          <w:szCs w:val="28"/>
+        </w:rPr>
+        <w:t>của</w:t>
+      </w:r>
+      <w:r>
+        <w:rPr>
+          <w:sz w:val="28"/>
+          <w:szCs w:val="28"/>
+        </w:rPr>
+        <w:t xml:space="preserve"> tổ chức </w:t>
+      </w:r>
+      <w:r>
+        <w:rPr>
+          <w:sz w:val="28"/>
+          <w:szCs w:val="28"/>
+        </w:rPr>
+        <w:t>NINGBO DEMAN COMPRESSOR CO.,LTD</w:t>
+      </w:r>
+      <w:r>
+        <w:rPr>
+          <w:sz w:val="28"/>
+          <w:szCs w:val="28"/>
+        </w:rPr>
+        <w:t>:</w:t>
+      </w:r>
+      <w:r>
+        <w:rPr>
+          <w:sz w:val="28"/>
+          <w:szCs w:val="28"/>
+        </w:rPr>
+        <w:t xml:space="preserve"> </w:t>
+      </w:r>
+      <w:r>
+        <w:rPr>
+          <w:sz w:val="28"/>
+          <w:szCs w:val="28"/>
+        </w:rPr>
+        <w:t>MAO, XUEQUN</w:t>
+      </w:r>
+      <w:r>
+        <w:rPr>
+          <w:sz w:val="28"/>
+          <w:szCs w:val="28"/>
           <w:lang w:val="vi-VN"/>
         </w:rPr>
-        <w:tab/>
-        <w:t xml:space="preserve">       </w:t>
+        <w:t xml:space="preserve">     </w:t>
       </w:r>
     </w:p>
     <w:p>
@@ -2058,6 +2971,7 @@
           <w:szCs w:val="28"/>
           <w:lang w:val="vi-VN"/>
         </w:rPr>
+        <w:lastRenderedPageBreak/>
         <w:tab/>
       </w:r>
     </w:p>
@@ -2821,7 +3735,7 @@
                 <w:szCs w:val="26"/>
                 <w:lang w:val="nl-NL"/>
               </w:rPr>
-              <w:footnoteReference w:customMarkFollows="1" w:id="3"/>
+              <w:footnoteReference w:customMarkFollows="1" w:id="4"/>
               <w:t>1</w:t>
             </w:r>
             <w:r>
@@ -3021,11 +3935,65 @@
         <w:rPr>
           <w:spacing w:val="-10"/>
         </w:rPr>
-        <w:t xml:space="preserve"> Trường hợp cập nhật, bổ sung thông tin đăng ký hoạt động chi nhánh/văn phòng đại diện/địa điểm kinh doanh sử dụng Mẫu số 19 Phụ lục I Thông tư này, không sử dụng mẫu này.</w:t>
+        <w:t xml:space="preserve"> - Doanh nghiệp có quyền tự do kinh doanh trong những ngành, nghề mà luật không cấm;</w:t>
+      </w:r>
+    </w:p>
+    <w:p>
+      <w:pPr>
+        <w:pStyle w:val="FootnoteText"/>
+        <w:jc w:val="both"/>
+        <w:rPr>
+          <w:spacing w:val="-10"/>
+        </w:rPr>
+      </w:pPr>
+      <w:r>
+        <w:rPr>
+          <w:spacing w:val="-10"/>
+        </w:rPr>
+        <w:t xml:space="preserve">- Các ngành, nghề cấm đầu tư kinh doanh quy định tại Điều 6 Luật Đầu tư; </w:t>
+      </w:r>
+    </w:p>
+    <w:p>
+      <w:pPr>
+        <w:pStyle w:val="FootnoteText"/>
+        <w:jc w:val="both"/>
+        <w:rPr>
+          <w:spacing w:val="-10"/>
+        </w:rPr>
+      </w:pPr>
+      <w:r>
+        <w:rPr>
+          <w:spacing w:val="-10"/>
+        </w:rPr>
+        <w:t>- Đối với những ngành, nghề đầu tư kinh doanh có điều kiện được quy định tại các văn bản quy phạm pháp luật khác, ngành, nghề kinh doanh được ghi theo ngành, nghề quy định tại các văn bản quy phạm pháp luật đó. Doanh nghiệp chỉ được kinh doanh khi có đủ điều kiện theo quy định.</w:t>
       </w:r>
     </w:p>
   </w:footnote>
   <w:footnote w:id="3">
+    <w:p>
+      <w:pPr>
+        <w:pStyle w:val="FootnoteText"/>
+        <w:jc w:val="both"/>
+        <w:rPr>
+          <w:spacing w:val="-10"/>
+        </w:rPr>
+      </w:pPr>
+      <w:r>
+        <w:rPr>
+          <w:rStyle w:val="FootnoteReference"/>
+          <w:spacing w:val="-10"/>
+        </w:rPr>
+        <w:t>1</w:t>
+      </w:r>
+      <w:r>
+        <w:rPr>
+          <w:spacing w:val="-10"/>
+        </w:rPr>
+        <w:t xml:space="preserve"> Trường hợp cập nhật, bổ sung thông tin đăng ký hoạt động chi nhánh/văn phòng đại diện/địa điểm kinh doanh sử dụng Mẫu số 19 Phụ lục I Thông tư này, không sử dụng mẫu này.</w:t>
+      </w:r>
+    </w:p>
+  </w:footnote>
+  <w:footnote w:id="4">
     <w:p>
       <w:pPr>
         <w:pStyle w:val="FootnoteText"/>

--- a/CÔNG TY TNHH DEMAN (VIỆT NAM) MÁY NÉN KHÍ TIẾT KIỆM NĂNG LƯỢNG/DEMAN_Cập nhật CSH/Mẫu 12.docx
+++ b/CÔNG TY TNHH DEMAN (VIỆT NAM) MÁY NÉN KHÍ TIẾT KIỆM NĂNG LƯỢNG/DEMAN_Cập nhật CSH/Mẫu 12.docx
@@ -2059,23 +2059,6 @@
               </w:rPr>
             </w:pPr>
           </w:p>
-          <w:p>
-            <w:pPr>
-              <w:spacing w:before="120" w:line="340" w:lineRule="exact"/>
-              <w:jc w:val="both"/>
-              <w:rPr>
-                <w:sz w:val="28"/>
-                <w:szCs w:val="28"/>
-              </w:rPr>
-            </w:pPr>
-            <w:r>
-              <w:rPr>
-                <w:sz w:val="28"/>
-                <w:szCs w:val="28"/>
-              </w:rPr>
-              <w:t>Việc thực hiện xuất khẩu, nhập khẩu, phân phối bán buôn phải tuân thủ đúng quy định tại Điều 7 Nghị định số 09/2018/NĐ-CP ngày 15 tháng 01 năm 2018 của Chính phủ về việc quy định chi tiết Luật Thương mại và Luật Quản lý ngoại thương về hoạt động mua bán hàng hóa và các hoạt động liên quan trực tiếp đến mua bán hàng hóa của nhà đầu tư nước ngoài, tổ chức kinh tế có vốn đầu tư nước ngoài tại Việt nam. Đối với các trường hợp phải cấp Giấy phép kinh doanh để thực hiện hoạt động mua bán hàng hóa và các hoạt động liên quan trực tiếp đến mua bán hàng hóa theo quy định tại Khoản 1 Điều 5 Nghị định số 09/2018/NĐ-CP, Tổ chức kinh tế thực hiện dự án đầu tư có trách nhiệm liên hệ Sở Công Thương để thực hiện thủ tục cấp Giấy phép kinh doanh, Giấy phép lập cơ sở bán lẻ (nếu có) theo quy định (trừ các trường hợp không phải cấp Giấy phép kinh doanh quy định tại Điều 6, Điều 50 Nghị định số 09/2018/NĐ-CP).</w:t>
-            </w:r>
-          </w:p>
         </w:tc>
         <w:tc>
           <w:tcPr>
@@ -2132,7 +2115,6 @@
           <w:sz w:val="28"/>
           <w:szCs w:val="28"/>
         </w:rPr>
-        <w:lastRenderedPageBreak/>
         <w:t>2. Bỏ ngành, nghề kinh doanh</w:t>
       </w:r>
       <w:r>
@@ -2397,7 +2379,15 @@
                 <w:sz w:val="28"/>
                 <w:szCs w:val="28"/>
               </w:rPr>
-              <w:t>Việc thực hiện xuất khẩu, nhập khẩu, phân phối bán buôn phải tuân thủ đúng quy định tại Điều 7 Nghị định số 09/2018/NĐ-CP ngày 15 tháng 01 năm 2018 của Chính phủ về việc quy định chi tiết Luật Thương mại và Luật Quản lý ngoại thương về hoạt động mua bán hàng hóa và các hoạt động liên quan trực tiếp đến mua bán hàng hóa của nhà đầu tư nước ngoài, tổ chức kinh tế có vốn đầu tư nước ngoài tại Việt nam. Đối với các trường hợp phải cấp Giấy phép kinh doanh để thực hiện hoạt động mua bán hàng hóa và các hoạt động liên quan trực tiếp đến mua bán hàng hóa theo quy định tại Khoản 1 Điều 5 Nghị định số 09/2018/NĐ-CP, Tổ chức kinh tế thực hiện dự án đầu tư có trách nhiệm liên hệ Sở Công Thương để thực hiện thủ tục cấp Giấy phép kinh doanh, Giấy phép lập cơ sở bán lẻ (nếu có) theo quy định (trừ các trường hợp không phải cấp Giấy phép kinh doanh quy định tại Điều 6, Điều 50 Nghị định số 09/2018/NĐ-CP).</w:t>
+              <w:t xml:space="preserve">Việc thực hiện xuất khẩu, nhập khẩu, phân phối bán buôn phải tuân thủ đúng quy định tại Điều 7 Nghị định số 09/2018/NĐ-CP ngày 15 tháng 01 </w:t>
+            </w:r>
+            <w:r>
+              <w:rPr>
+                <w:sz w:val="28"/>
+                <w:szCs w:val="28"/>
+              </w:rPr>
+              <w:lastRenderedPageBreak/>
+              <w:t>năm 2018 của Chính phủ về việc quy định chi tiết Luật Thương mại và Luật Quản lý ngoại thương về hoạt động mua bán hàng hóa và các hoạt động liên quan trực tiếp đến mua bán hàng hóa của nhà đầu tư nước ngoài, tổ chức kinh tế có vốn đầu tư nước ngoài tại Việt nam. Đối với các trường hợp phải cấp Giấy phép kinh doanh để thực hiện hoạt động mua bán hàng hóa và các hoạt động liên quan trực tiếp đến mua bán hàng hóa theo quy định tại Khoản 1 Điều 5 Nghị định số 09/2018/NĐ-CP, Tổ chức kinh tế thực hiện dự án đầu tư có trách nhiệm liên hệ Sở Công Thương để thực hiện thủ tục cấp Giấy phép kinh doanh, Giấy phép lập cơ sở bán lẻ (nếu có) theo quy định (trừ các trường hợp không phải cấp Giấy phép kinh doanh quy định tại Điều 6, Điều 50 Nghị định số 09/2018/NĐ-CP).</w:t>
             </w:r>
           </w:p>
         </w:tc>
@@ -2419,6 +2409,7 @@
                 <w:sz w:val="28"/>
                 <w:szCs w:val="28"/>
               </w:rPr>
+              <w:lastRenderedPageBreak/>
               <w:t>4663</w:t>
             </w:r>
           </w:p>
@@ -2456,7 +2447,6 @@
           <w:sz w:val="28"/>
           <w:szCs w:val="28"/>
         </w:rPr>
-        <w:lastRenderedPageBreak/>
         <w:t>3. Sửa đổi chi tiết ngành, nghề kinh doanh sau</w:t>
       </w:r>
       <w:r>
@@ -2598,7 +2588,15 @@
           <w:sz w:val="28"/>
           <w:szCs w:val="22"/>
         </w:rPr>
-        <w:t>- Trường hợp chỉ bỏ ngành, nghề kinh doanh chính mà không bổ sung thêm ngành, nghề kinh doanh mới và chọn một ngành, nghề kinh doanh khác trong số các ngành, nghề kinh doanh còn lại đã đăng ký làm ngành, nghề kinh doanh chính thì đồng thời kê khai tại mục 2, 3 nêu trên, cụ thể như sau: kê khai ngành, nghề kinh doanh bị bỏ tại mục 2; kê khai ngành, nghề kinh doanh chính mới tại mục 3.</w:t>
+        <w:t xml:space="preserve">- Trường hợp chỉ bỏ ngành, nghề kinh doanh chính mà không bổ sung thêm ngành, nghề kinh doanh mới và chọn một ngành, nghề kinh doanh khác trong số các ngành, nghề kinh doanh còn lại đã đăng ký làm ngành, nghề kinh doanh chính thì đồng thời kê khai tại </w:t>
+      </w:r>
+      <w:r>
+        <w:rPr>
+          <w:sz w:val="28"/>
+          <w:szCs w:val="22"/>
+        </w:rPr>
+        <w:lastRenderedPageBreak/>
+        <w:t>mục 2, 3 nêu trên, cụ thể như sau: kê khai ngành, nghề kinh doanh bị bỏ tại mục 2; kê khai ngành, nghề kinh doanh chính mới tại mục 3.</w:t>
       </w:r>
     </w:p>
     <w:p>
@@ -2899,14 +2897,7 @@
           <w:sz w:val="28"/>
           <w:szCs w:val="28"/>
         </w:rPr>
-        <w:t xml:space="preserve"> </w:t>
-      </w:r>
-      <w:r>
-        <w:rPr>
-          <w:sz w:val="28"/>
-          <w:szCs w:val="28"/>
-        </w:rPr>
-        <w:t>của</w:t>
+        <w:t xml:space="preserve"> của</w:t>
       </w:r>
       <w:r>
         <w:rPr>
@@ -2971,7 +2962,6 @@
           <w:szCs w:val="28"/>
           <w:lang w:val="vi-VN"/>
         </w:rPr>
-        <w:lastRenderedPageBreak/>
         <w:tab/>
       </w:r>
     </w:p>
@@ -4785,6 +4775,7 @@
   <w:style w:type="character" w:default="1" w:styleId="DefaultParagraphFont">
     <w:name w:val="Default Paragraph Font"/>
     <w:uiPriority w:val="1"/>
+    <w:semiHidden/>
     <w:unhideWhenUsed/>
   </w:style>
   <w:style w:type="table" w:default="1" w:styleId="TableNormal">
